--- a/Pendidikan Jasmani dan Kebugaran/108_Aisyah Currents_2025I_Heart Rate Activity.docx
+++ b/Pendidikan Jasmani dan Kebugaran/108_Aisyah Currents_2025I_Heart Rate Activity.docx
@@ -397,7 +397,13 @@
         <w:rPr>
           <w:sz w:val="24"/>
         </w:rPr>
-        <w:t xml:space="preserve">Apporximately 46 </w:t>
+        <w:t>Apporximately 41</w:t>
+      </w:r>
+      <w:r>
+        <w:rPr>
+          <w:sz w:val="24"/>
+        </w:rPr>
+        <w:t xml:space="preserve"> </w:t>
       </w:r>
       <w:r>
         <w:rPr>
@@ -435,9 +441,8 @@
       <w:r>
         <w:rPr>
           <w:b w:val="0"/>
-          <w:spacing w:val="-2"/>
-        </w:rPr>
-        <w:t>Walking continuosly for 46 minutes at a steady and comfortable pace from boarding house to UNESA lake.</w:t>
+        </w:rPr>
+        <w:t>Walking continuously for 41 minutes at a steady and comfortable pace from my boarding house to Royal Plaza mall, then walking around the mall.</w:t>
       </w:r>
     </w:p>
     <w:p>
@@ -651,13 +656,7 @@
         <w:rPr>
           <w:rStyle w:val="Strong"/>
         </w:rPr>
-        <w:t>85 bpm</w:t>
-      </w:r>
-      <w:r>
-        <w:rPr>
-          <w:rStyle w:val="Strong"/>
-        </w:rPr>
-        <w:t>.</w:t>
+        <w:t>85 bpm.</w:t>
       </w:r>
     </w:p>
     <w:p>
@@ -947,9 +946,9 @@
         <w:lastRenderedPageBreak/>
         <w:drawing>
           <wp:inline distT="0" distB="0" distL="0" distR="0">
-            <wp:extent cx="2765425" cy="4922018"/>
-            <wp:effectExtent l="0" t="0" r="0" b="0"/>
-            <wp:docPr id="3" name="Picture 3"/>
+            <wp:extent cx="2767491" cy="4925695"/>
+            <wp:effectExtent l="0" t="0" r="0" b="8255"/>
+            <wp:docPr id="2" name="Picture 2"/>
             <wp:cNvGraphicFramePr>
               <a:graphicFrameLocks xmlns:a="http://schemas.openxmlformats.org/drawingml/2006/main" noChangeAspect="1"/>
             </wp:cNvGraphicFramePr>
@@ -957,7 +956,7 @@
               <a:graphicData uri="http://schemas.openxmlformats.org/drawingml/2006/picture">
                 <pic:pic xmlns:pic="http://schemas.openxmlformats.org/drawingml/2006/picture">
                   <pic:nvPicPr>
-                    <pic:cNvPr id="3" name="WhatsApp Image 2026-04-05 at 01.09.31.jpeg"/>
+                    <pic:cNvPr id="2" name="WhatsApp Image 2026-04-23 at 21.36.07.jpeg"/>
                     <pic:cNvPicPr/>
                   </pic:nvPicPr>
                   <pic:blipFill>
@@ -975,7 +974,7 @@
                   <pic:spPr>
                     <a:xfrm>
                       <a:off x="0" y="0"/>
-                      <a:ext cx="2772841" cy="4935217"/>
+                      <a:ext cx="2776038" cy="4940908"/>
                     </a:xfrm>
                     <a:prstGeom prst="rect">
                       <a:avLst/>
@@ -987,7 +986,6 @@
           </wp:inline>
         </w:drawing>
       </w:r>
-      <w:bookmarkStart w:id="0" w:name="_GoBack"/>
       <w:r>
         <w:rPr>
           <w:noProof/>
@@ -1043,6 +1041,7 @@
           </wp:inline>
         </w:drawing>
       </w:r>
+      <w:bookmarkStart w:id="0" w:name="_GoBack"/>
       <w:bookmarkEnd w:id="0"/>
     </w:p>
     <w:sectPr>
